--- a/docs/common_code/11_correlation_regression/11_correlation_regression.docx
+++ b/docs/common_code/11_correlation_regression/11_correlation_regression.docx
@@ -7,7 +7,7 @@
         <w:pStyle w:val="Title"/>
       </w:pPr>
       <w:r>
-        <w:t xml:space="preserve">Common Code 10 — Correlation and Simple Linear Regression</w:t>
+        <w:t xml:space="preserve">Common Code 11 — Correlation and Simple Linear Regression</w:t>
       </w:r>
     </w:p>
     <w:p>
@@ -31,7 +31,7 @@
         <w:pStyle w:val="Date"/>
       </w:pPr>
       <w:r>
-        <w:t xml:space="preserve">2026-06-26</w:t>
+        <w:t xml:space="preserve">2026-06-27</w:t>
       </w:r>
     </w:p>
     <w:bookmarkStart w:id="17" w:name="correlation-and-linear-regression"/>

--- a/docs/common_code/11_correlation_regression/11_correlation_regression.docx
+++ b/docs/common_code/11_correlation_regression/11_correlation_regression.docx
@@ -31,7 +31,7 @@
         <w:pStyle w:val="Date"/>
       </w:pPr>
       <w:r>
-        <w:t xml:space="preserve">2026-06-28</w:t>
+        <w:t xml:space="preserve">2026-06-30</w:t>
       </w:r>
     </w:p>
     <w:bookmarkStart w:id="17" w:name="correlation-and-linear-regression"/>
